--- a/exports/quarto/docx/04_FedRAMP20x_Phase2_Summary.docx
+++ b/exports/quarto/docx/04_FedRAMP20x_Phase2_Summary.docx
@@ -23,7 +23,7 @@
         <w:pStyle w:val="Date"/>
       </w:pPr>
       <w:r>
-        <w:t xml:space="preserve">March 31, 2026</w:t>
+        <w:t xml:space="preserve">April 2, 2026</w:t>
       </w:r>
     </w:p>
     <w:sdt>
@@ -669,7 +669,29 @@
         <w:pStyle w:val="FirstParagraph"/>
       </w:pPr>
       <w:r>
-        <w:t xml:space="preserve">FedRAMP 20x Phase 2 is supported by the Seven Core Concepts of UIAO:</w:t>
+        <w:t xml:space="preserve">FedRAMP 20x Phase 2 is supported by the Eight Core Concepts of UIAO:</w:t>
+      </w:r>
+    </w:p>
+    <w:p>
+      <w:pPr>
+        <w:pStyle w:val="Compact"/>
+        <w:numPr>
+          <w:ilvl w:val="0"/>
+          <w:numId w:val="1003"/>
+        </w:numPr>
+      </w:pPr>
+      <w:r>
+        <w:rPr>
+          <w:b/>
+          <w:bCs/>
+        </w:rPr>
+        <w:t xml:space="preserve">Single Source of Truth (SSOT)</w:t>
+      </w:r>
+      <w:r>
+        <w:t xml:space="preserve"> </w:t>
+      </w:r>
+      <w:r>
+        <w:t xml:space="preserve">— UIAO operates on the principle that every claim has one authoritative origin. All other representations are pointers, not copies. This ensures provenance, prevents drift, and enables federated truth resolution across boundaries.</w:t>
       </w:r>
     </w:p>
     <w:p>
